--- a/public/templates/forms/A-034-SystemAccessRequestApprovalForms-FORM.docx
+++ b/public/templates/forms/A-034-SystemAccessRequestApprovalForms-FORM.docx
@@ -38,6 +38,9 @@
         <w:gridCol w:w="9360"/>
       </w:tblGrid>
       <w:tr>
+        <w:trPr>
+          <w:cantSplit/>
+        </w:trPr>
         <w:tblPrEx>
           <w:tblCellMar>
             <w:top w:w="0" w:type="dxa"/>
@@ -105,21 +108,18 @@
               </w:rPr>
               <w:t xml:space="preserve">   </w:t>
             </w:r>
-            <w:proofErr w:type="gramEnd"/>
             <w:r>
               <w:rPr>
                 <w:b/>
               </w:rPr>
               <w:t xml:space="preserve">   Provisioned </w:t>
             </w:r>
-            <w:proofErr w:type="gramStart"/>
             <w:r>
               <w:rPr>
                 <w:b/>
               </w:rPr>
               <w:t>by:</w:t>
             </w:r>
-            <w:proofErr w:type="gramEnd"/>
             <w:r>
               <w:rPr>
                 <w:b/>
@@ -154,7 +154,6 @@
             <w:r>
               <w:t>[Date]   </w:t>
             </w:r>
-            <w:proofErr w:type="gramEnd"/>
             <w:r>
               <w:t xml:space="preserve"> </w:t>
             </w:r>
@@ -191,7 +190,6 @@
               </w:rPr>
               <w:t xml:space="preserve">«Minimum for a completed form; it names the requester and the access granted. The / CJIS marker covers requests that reach CJIS-regulated data via IDACS; remove it if none are in scope. Your agency may raise this floor but not lower </w:t>
             </w:r>
-            <w:proofErr w:type="gramStart"/>
             <w:r>
               <w:rPr>
                 <w:i/>
@@ -199,7 +197,6 @@
               </w:rPr>
               <w:t>it.»</w:t>
             </w:r>
-            <w:proofErr w:type="gramEnd"/>
           </w:p>
         </w:tc>
       </w:tr>
@@ -230,6 +227,9 @@
         <w:gridCol w:w="9360"/>
       </w:tblGrid>
       <w:tr>
+        <w:trPr>
+          <w:cantSplit/>
+        </w:trPr>
         <w:tblPrEx>
           <w:tblCellMar>
             <w:top w:w="0" w:type="dxa"/>
@@ -296,7 +296,6 @@
             <w:r>
               <w:t>[BRACKETED] = fill in   ·</w:t>
             </w:r>
-            <w:proofErr w:type="gramStart"/>
             <w:r>
               <w:t xml:space="preserve">   </w:t>
             </w:r>
@@ -341,7 +340,6 @@
               </w:rPr>
               <w:t xml:space="preserve">Keep the body </w:t>
             </w:r>
-            <w:proofErr w:type="gramStart"/>
             <w:r>
               <w:rPr>
                 <w:i/>
@@ -350,7 +348,6 @@
               </w:rPr>
               <w:t>director-readable</w:t>
             </w:r>
-            <w:proofErr w:type="gramEnd"/>
             <w:r>
               <w:rPr>
                 <w:i/>
@@ -505,7 +502,6 @@
       <w:r>
         <w:t xml:space="preserve">[yes / no]  (</w:t>
       </w:r>
-      <w:proofErr w:type="gramEnd"/>
       <w:r>
         <w:t>if yes, additional approval under the Privileged Access Management (PAM) Policy is required)</w:t>
       </w:r>
@@ -568,7 +564,6 @@
         </w:rPr>
         <w:t xml:space="preserve">« The request, approval, and provisioning steps. Each </w:t>
       </w:r>
-      <w:proofErr w:type="gramStart"/>
       <w:r>
         <w:rPr>
           <w:i/>
@@ -576,7 +571,6 @@
         </w:rPr>
         <w:t>signs</w:t>
       </w:r>
-      <w:proofErr w:type="gramEnd"/>
       <w:r>
         <w:rPr>
           <w:i/>
@@ -617,6 +611,7 @@
           </w:tblCellMar>
         </w:tblPrEx>
         <w:trPr>
+          <w:cantSplit/>
           <w:tblHeader/>
         </w:trPr>
         <w:tc>
@@ -736,6 +731,9 @@
         </w:tc>
       </w:tr>
       <w:tr>
+        <w:trPr>
+          <w:cantSplit/>
+        </w:trPr>
         <w:tblPrEx>
           <w:tblCellMar>
             <w:top w:w="0" w:type="dxa"/>
@@ -838,6 +836,9 @@
         </w:tc>
       </w:tr>
       <w:tr>
+        <w:trPr>
+          <w:cantSplit/>
+        </w:trPr>
         <w:tblPrEx>
           <w:tblCellMar>
             <w:top w:w="0" w:type="dxa"/>
@@ -940,6 +941,9 @@
         </w:tc>
       </w:tr>
       <w:tr>
+        <w:trPr>
+          <w:cantSplit/>
+        </w:trPr>
         <w:tblPrEx>
           <w:tblCellMar>
             <w:top w:w="0" w:type="dxa"/>
@@ -1062,7 +1066,6 @@
         </w:rPr>
         <w:t xml:space="preserve">«Where the signed original is kept, by whom, and for how long. Align with the Document Handling </w:t>
       </w:r>
-      <w:proofErr w:type="gramStart"/>
       <w:r>
         <w:rPr>
           <w:i/>
@@ -1071,7 +1074,6 @@
         </w:rPr>
         <w:t>Standard.»</w:t>
       </w:r>
-      <w:proofErr w:type="gramEnd"/>
     </w:p>
     <w:p>
       <w:pPr>
@@ -1080,11 +1082,9 @@
       <w:r>
         <w:t xml:space="preserve">Retention: the completed form is retained as the authorization record for [period] by the [Owner role] per the Document Handling </w:t>
       </w:r>
-      <w:proofErr w:type="gramStart"/>
       <w:r>
         <w:t>Standard, and</w:t>
       </w:r>
-      <w:proofErr w:type="gramEnd"/>
       <w:r>
         <w:t xml:space="preserve"> supports the Periodic Account Review / Certification Records.</w:t>
       </w:r>
@@ -1139,6 +1139,7 @@
           </w:tblCellMar>
         </w:tblPrEx>
         <w:trPr>
+          <w:cantSplit/>
           <w:tblHeader/>
         </w:trPr>
         <w:tc>
@@ -1199,6 +1200,9 @@
         </w:tc>
       </w:tr>
       <w:tr>
+        <w:trPr>
+          <w:cantSplit/>
+        </w:trPr>
         <w:tblPrEx>
           <w:tblCellMar>
             <w:top w:w="0" w:type="dxa"/>
@@ -1251,6 +1255,9 @@
         </w:tc>
       </w:tr>
       <w:tr>
+        <w:trPr>
+          <w:cantSplit/>
+        </w:trPr>
         <w:tblPrEx>
           <w:tblCellMar>
             <w:top w:w="0" w:type="dxa"/>
@@ -1303,6 +1310,9 @@
         </w:tc>
       </w:tr>
       <w:tr>
+        <w:trPr>
+          <w:cantSplit/>
+        </w:trPr>
         <w:tblPrEx>
           <w:tblCellMar>
             <w:top w:w="0" w:type="dxa"/>
@@ -1381,6 +1391,9 @@
         <w:gridCol w:w="9360"/>
       </w:tblGrid>
       <w:tr>
+        <w:trPr>
+          <w:cantSplit/>
+        </w:trPr>
         <w:tblPrEx>
           <w:tblCellMar>
             <w:top w:w="0" w:type="dxa"/>
@@ -1430,7 +1443,6 @@
               </w:rPr>
               <w:t xml:space="preserve">List only the authorities that map to content in this artifact. Group by authority; order sections and control IDs numerically. No padding. Replace the lines below with the citations that </w:t>
             </w:r>
-            <w:proofErr w:type="gramStart"/>
             <w:r>
               <w:rPr>
                 <w:i/>
@@ -1439,7 +1451,6 @@
               </w:rPr>
               <w:t>actually apply</w:t>
             </w:r>
-            <w:proofErr w:type="gramEnd"/>
             <w:r>
               <w:rPr>
                 <w:i/>
@@ -1477,11 +1488,9 @@
             <w:r>
               <w:t>CJIS Security Policy v5.9: §5.</w:t>
             </w:r>
-            <w:proofErr w:type="gramStart"/>
             <w:r>
               <w:t>5  (</w:t>
             </w:r>
-            <w:proofErr w:type="gramEnd"/>
             <w:r>
               <w:t>CJIS-regulated data in scope, via IDACS)</w:t>
             </w:r>
@@ -1528,6 +1537,7 @@
           </w:tblCellMar>
         </w:tblPrEx>
         <w:trPr>
+          <w:cantSplit/>
           <w:tblHeader/>
         </w:trPr>
         <w:tc>
@@ -1644,6 +1654,9 @@
         </w:tc>
       </w:tr>
       <w:tr>
+        <w:trPr>
+          <w:cantSplit/>
+        </w:trPr>
         <w:tblPrEx>
           <w:tblCellMar>
             <w:top w:w="0" w:type="dxa"/>
@@ -1766,6 +1779,9 @@
         <w:gridCol w:w="9360"/>
       </w:tblGrid>
       <w:tr>
+        <w:trPr>
+          <w:cantSplit/>
+        </w:trPr>
         <w:tblPrEx>
           <w:tblCellMar>
             <w:top w:w="0" w:type="dxa"/>
@@ -1828,7 +1844,7 @@
     <w:sectPr>
       <w:headerReference w:type="default" r:id="rId7"/>
       <w:footerReference w:type="default" r:id="rId8"/>
-      <w:pgSz w:w="12240" w:h="15840"/>
+      <w:pgSz w:w="12240" w:h="15840" w:orient="portrait"/>
       <w:pgMar w:top="1440" w:right="1440" w:bottom="1440" w:left="1440" w:header="708" w:footer="708" w:gutter="0"/>
       <w:cols w:space="720"/>
       <w:docGrid w:linePitch="360"/>
@@ -1901,7 +1917,7 @@
         <w:sz w:val="18"/>
         <w:szCs w:val="18"/>
       </w:rPr>
-      <w:t>1</w:t>
+      <w:t/>
     </w:r>
     <w:r>
       <w:rPr>
@@ -1950,7 +1966,7 @@
         <w:sz w:val="18"/>
         <w:szCs w:val="18"/>
       </w:rPr>
-      <w:t>2</w:t>
+      <w:t/>
     </w:r>
     <w:r>
       <w:rPr>
@@ -1992,6 +2008,14 @@
       </w:pBdr>
       <w:jc w:val="right"/>
     </w:pPr>
+    <w:r>
+      <w:rPr>
+        <w:rFonts w:ascii="Aptos" w:cs="Aptos" w:eastAsia="Aptos" w:hAnsi="Aptos"/>
+        <w:color w:val="595959"/>
+        <w:sz w:val="16"/>
+        <w:szCs w:val="16"/>
+      </w:rPr>
+    </w:r>
   </w:p>
 </w:hdr>
 </file>
@@ -1999,10 +2023,64 @@
 <file path=word/numbering.xml><?xml version="1.0" encoding="utf-8"?>
 <w:numbering xmlns:wpc="http://schemas.microsoft.com/office/word/2010/wordprocessingCanvas" xmlns:cx="http://schemas.microsoft.com/office/drawing/2014/chartex" xmlns:cx1="http://schemas.microsoft.com/office/drawing/2015/9/8/chartex" xmlns:cx2="http://schemas.microsoft.com/office/drawing/2015/10/21/chartex" xmlns:cx3="http://schemas.microsoft.com/office/drawing/2016/5/9/chartex" xmlns:cx4="http://schemas.microsoft.com/office/drawing/2016/5/10/chartex" xmlns:cx5="http://schemas.microsoft.com/office/drawing/2016/5/11/chartex" xmlns:cx6="http://schemas.microsoft.com/office/drawing/2016/5/12/chartex" xmlns:cx7="http://schemas.microsoft.com/office/drawing/2016/5/13/chartex" xmlns:cx8="http://schemas.microsoft.com/office/drawing/2016/5/14/chartex" xmlns:mc="http://schemas.openxmlformats.org/markup-compatibility/2006" xmlns:m="http://schemas.openxmlformats.org/officeDocument/2006/math" xmlns:aink="http://schemas.microsoft.com/office/drawing/2016/ink" xmlns:am3d="http://schemas.microsoft.com/office/drawing/2017/model3d" xmlns:oel="http://schemas.microsoft.com/office/2019/extlst" xmlns:r="http://schemas.openxmlformats.org/officeDocument/2006/relationships" xmlns:wp14="http://schemas.microsoft.com/office/word/2010/wordprocessingDrawing" xmlns:wp="http://schemas.openxmlformats.org/drawingml/2006/wordprocessingDrawing" xmlns:wpg="http://schemas.microsoft.com/office/word/2010/wordprocessingGroup" xmlns:wpi="http://schemas.microsoft.com/office/word/2010/wordprocessingInk" xmlns:wps="http://schemas.microsoft.com/office/word/2010/wordprocessingShape" xmlns:o="urn:schemas-microsoft-com:office:office" xmlns:v="urn:schemas-microsoft-com:vml" xmlns:w10="urn:schemas-microsoft-com:office:word" xmlns:w="http://schemas.openxmlformats.org/wordprocessingml/2006/main" xmlns:w14="http://schemas.microsoft.com/office/word/2010/wordml" xmlns:w15="http://schemas.microsoft.com/office/word/2012/wordml" xmlns:w16cei="http://schemas.microsoft.com/office/word/2026/wordml/cei" xmlns:w16cex="http://schemas.microsoft.com/office/word/2018/wordml/cex" xmlns:w16cid="http://schemas.microsoft.com/office/word/2016/wordml/cid" xmlns:w16="http://schemas.microsoft.com/office/word/2018/wordml" xmlns:w16sdtdh="http://schemas.microsoft.com/office/word/2020/wordml/sdtdatahash" xmlns:w16sdtfl="http://schemas.microsoft.com/office/word/2024/wordml/sdtformatlock" xmlns:w16se="http://schemas.microsoft.com/office/word/2015/wordml/symex" xmlns:w16du="http://schemas.microsoft.com/office/word/2023/wordml/word16du" xmlns:wne="http://schemas.microsoft.com/office/word/2006/wordml" mc:Ignorable="w14 w15 w16se w16cid w16 w16cex w16sdtdh w16sdtfl w16du wp14">
   <w:abstractNum w:abstractNumId="0" w15:restartNumberingAfterBreak="0">
-    <w:nsid w:val="0BB97D1E"/>
+    <w:nsid w:val="08BA7B54"/>
     <w:multiLevelType w:val="hybridMultilevel"/>
-    <w:tmpl w:val="8A264CCC"/>
-    <w:lvl w:ilvl="0" w:tplc="B7642204">
+    <w:tmpl w:val="14C4211E"/>
+    <w:lvl w:ilvl="0" w:tplc="D5E2D1C4">
+      <w:start w:val="1"/>
+      <w:numFmt w:val="decimal"/>
+      <w:lvlText w:val="%1."/>
+      <w:lvlJc w:val="left"/>
+      <w:pPr>
+        <w:ind w:left="600" w:hanging="320"/>
+      </w:pPr>
+    </w:lvl>
+    <w:lvl w:ilvl="1" w:tplc="EE6648B2">
+      <w:numFmt w:val="decimal"/>
+      <w:lvlText w:val=""/>
+      <w:lvlJc w:val="left"/>
+    </w:lvl>
+    <w:lvl w:ilvl="2" w:tplc="4CEC6422">
+      <w:numFmt w:val="decimal"/>
+      <w:lvlText w:val=""/>
+      <w:lvlJc w:val="left"/>
+    </w:lvl>
+    <w:lvl w:ilvl="3" w:tplc="C596ABD4">
+      <w:numFmt w:val="decimal"/>
+      <w:lvlText w:val=""/>
+      <w:lvlJc w:val="left"/>
+    </w:lvl>
+    <w:lvl w:ilvl="4" w:tplc="60DA12CA">
+      <w:numFmt w:val="decimal"/>
+      <w:lvlText w:val=""/>
+      <w:lvlJc w:val="left"/>
+    </w:lvl>
+    <w:lvl w:ilvl="5" w:tplc="4812678A">
+      <w:numFmt w:val="decimal"/>
+      <w:lvlText w:val=""/>
+      <w:lvlJc w:val="left"/>
+    </w:lvl>
+    <w:lvl w:ilvl="6" w:tplc="9BF0DD70">
+      <w:numFmt w:val="decimal"/>
+      <w:lvlText w:val=""/>
+      <w:lvlJc w:val="left"/>
+    </w:lvl>
+    <w:lvl w:ilvl="7" w:tplc="AFC46D1E">
+      <w:numFmt w:val="decimal"/>
+      <w:lvlText w:val=""/>
+      <w:lvlJc w:val="left"/>
+    </w:lvl>
+    <w:lvl w:ilvl="8" w:tplc="B13A729C">
+      <w:numFmt w:val="decimal"/>
+      <w:lvlText w:val=""/>
+      <w:lvlJc w:val="left"/>
+    </w:lvl>
+  </w:abstractNum>
+  <w:abstractNum w:abstractNumId="1" w15:restartNumberingAfterBreak="0">
+    <w:nsid w:val="0F74756A"/>
+    <w:multiLevelType w:val="hybridMultilevel"/>
+    <w:tmpl w:val="89F614FA"/>
+    <w:lvl w:ilvl="0" w:tplc="217E365C">
       <w:start w:val="1"/>
       <w:numFmt w:val="bullet"/>
       <w:lvlText w:val="•"/>
@@ -2011,106 +2089,430 @@
         <w:ind w:left="600" w:hanging="320"/>
       </w:pPr>
     </w:lvl>
-    <w:lvl w:ilvl="1" w:tplc="5EB83320">
-      <w:numFmt w:val="decimal"/>
-      <w:lvlText w:val=""/>
-      <w:lvlJc w:val="left"/>
-    </w:lvl>
-    <w:lvl w:ilvl="2" w:tplc="C68CA238">
-      <w:numFmt w:val="decimal"/>
-      <w:lvlText w:val=""/>
-      <w:lvlJc w:val="left"/>
-    </w:lvl>
-    <w:lvl w:ilvl="3" w:tplc="ACC4563C">
-      <w:numFmt w:val="decimal"/>
-      <w:lvlText w:val=""/>
-      <w:lvlJc w:val="left"/>
-    </w:lvl>
-    <w:lvl w:ilvl="4" w:tplc="BD9C9C0E">
-      <w:numFmt w:val="decimal"/>
-      <w:lvlText w:val=""/>
-      <w:lvlJc w:val="left"/>
-    </w:lvl>
-    <w:lvl w:ilvl="5" w:tplc="5E40142A">
-      <w:numFmt w:val="decimal"/>
-      <w:lvlText w:val=""/>
-      <w:lvlJc w:val="left"/>
-    </w:lvl>
-    <w:lvl w:ilvl="6" w:tplc="E27067AE">
-      <w:numFmt w:val="decimal"/>
-      <w:lvlText w:val=""/>
-      <w:lvlJc w:val="left"/>
-    </w:lvl>
-    <w:lvl w:ilvl="7" w:tplc="DF28AE6E">
-      <w:numFmt w:val="decimal"/>
-      <w:lvlText w:val=""/>
-      <w:lvlJc w:val="left"/>
-    </w:lvl>
-    <w:lvl w:ilvl="8" w:tplc="3B14C1F2">
-      <w:numFmt w:val="decimal"/>
-      <w:lvlText w:val=""/>
-      <w:lvlJc w:val="left"/>
-    </w:lvl>
-  </w:abstractNum>
-  <w:abstractNum w:abstractNumId="1" w15:restartNumberingAfterBreak="0">
-    <w:nsid w:val="163655F8"/>
-    <w:multiLevelType w:val="hybridMultilevel"/>
-    <w:tmpl w:val="8F9CB56E"/>
-    <w:lvl w:ilvl="0" w:tplc="DAF0B89A">
-      <w:start w:val="1"/>
-      <w:numFmt w:val="decimal"/>
-      <w:lvlText w:val="%1."/>
-      <w:lvlJc w:val="left"/>
-      <w:pPr>
-        <w:ind w:left="600" w:hanging="320"/>
-      </w:pPr>
-    </w:lvl>
-    <w:lvl w:ilvl="1" w:tplc="79E23412">
-      <w:numFmt w:val="decimal"/>
-      <w:lvlText w:val=""/>
-      <w:lvlJc w:val="left"/>
-    </w:lvl>
-    <w:lvl w:ilvl="2" w:tplc="E25C7692">
-      <w:numFmt w:val="decimal"/>
-      <w:lvlText w:val=""/>
-      <w:lvlJc w:val="left"/>
-    </w:lvl>
-    <w:lvl w:ilvl="3" w:tplc="4210C806">
-      <w:numFmt w:val="decimal"/>
-      <w:lvlText w:val=""/>
-      <w:lvlJc w:val="left"/>
-    </w:lvl>
-    <w:lvl w:ilvl="4" w:tplc="0464E0DC">
-      <w:numFmt w:val="decimal"/>
-      <w:lvlText w:val=""/>
-      <w:lvlJc w:val="left"/>
-    </w:lvl>
-    <w:lvl w:ilvl="5" w:tplc="DD1AB07C">
-      <w:numFmt w:val="decimal"/>
-      <w:lvlText w:val=""/>
-      <w:lvlJc w:val="left"/>
-    </w:lvl>
-    <w:lvl w:ilvl="6" w:tplc="2BE8CB68">
-      <w:numFmt w:val="decimal"/>
-      <w:lvlText w:val=""/>
-      <w:lvlJc w:val="left"/>
-    </w:lvl>
-    <w:lvl w:ilvl="7" w:tplc="D388C904">
-      <w:numFmt w:val="decimal"/>
-      <w:lvlText w:val=""/>
-      <w:lvlJc w:val="left"/>
-    </w:lvl>
-    <w:lvl w:ilvl="8" w:tplc="1EB45A72">
+    <w:lvl w:ilvl="1" w:tplc="D4E27836">
+      <w:numFmt w:val="decimal"/>
+      <w:lvlText w:val=""/>
+      <w:lvlJc w:val="left"/>
+    </w:lvl>
+    <w:lvl w:ilvl="2" w:tplc="3FE0FD30">
+      <w:numFmt w:val="decimal"/>
+      <w:lvlText w:val=""/>
+      <w:lvlJc w:val="left"/>
+    </w:lvl>
+    <w:lvl w:ilvl="3" w:tplc="CE7054C4">
+      <w:numFmt w:val="decimal"/>
+      <w:lvlText w:val=""/>
+      <w:lvlJc w:val="left"/>
+    </w:lvl>
+    <w:lvl w:ilvl="4" w:tplc="61C09534">
+      <w:numFmt w:val="decimal"/>
+      <w:lvlText w:val=""/>
+      <w:lvlJc w:val="left"/>
+    </w:lvl>
+    <w:lvl w:ilvl="5" w:tplc="5BF8ADF2">
+      <w:numFmt w:val="decimal"/>
+      <w:lvlText w:val=""/>
+      <w:lvlJc w:val="left"/>
+    </w:lvl>
+    <w:lvl w:ilvl="6" w:tplc="89DC6116">
+      <w:numFmt w:val="decimal"/>
+      <w:lvlText w:val=""/>
+      <w:lvlJc w:val="left"/>
+    </w:lvl>
+    <w:lvl w:ilvl="7" w:tplc="E758E1B2">
+      <w:numFmt w:val="decimal"/>
+      <w:lvlText w:val=""/>
+      <w:lvlJc w:val="left"/>
+    </w:lvl>
+    <w:lvl w:ilvl="8" w:tplc="1ED8BE02">
       <w:numFmt w:val="decimal"/>
       <w:lvlText w:val=""/>
       <w:lvlJc w:val="left"/>
     </w:lvl>
   </w:abstractNum>
   <w:abstractNum w:abstractNumId="2" w15:restartNumberingAfterBreak="0">
-    <w:nsid w:val="1A991929"/>
+    <w:nsid w:val="20E23C69"/>
     <w:multiLevelType w:val="hybridMultilevel"/>
-    <w:tmpl w:val="E4F6648E"/>
-    <w:lvl w:ilvl="0" w:tplc="2BB4EF42">
+    <w:tmpl w:val="84A2B460"/>
+    <w:lvl w:ilvl="0" w:tplc="5A4C6C3C">
+      <w:start w:val="1"/>
+      <w:numFmt w:val="bullet"/>
+      <w:lvlText w:val="•"/>
+      <w:lvlJc w:val="left"/>
+      <w:pPr>
+        <w:ind w:left="600" w:hanging="320"/>
+      </w:pPr>
+    </w:lvl>
+    <w:lvl w:ilvl="1" w:tplc="A8D450E0">
+      <w:numFmt w:val="decimal"/>
+      <w:lvlText w:val=""/>
+      <w:lvlJc w:val="left"/>
+    </w:lvl>
+    <w:lvl w:ilvl="2" w:tplc="3086E34E">
+      <w:numFmt w:val="decimal"/>
+      <w:lvlText w:val=""/>
+      <w:lvlJc w:val="left"/>
+    </w:lvl>
+    <w:lvl w:ilvl="3" w:tplc="B81473DC">
+      <w:numFmt w:val="decimal"/>
+      <w:lvlText w:val=""/>
+      <w:lvlJc w:val="left"/>
+    </w:lvl>
+    <w:lvl w:ilvl="4" w:tplc="6312308E">
+      <w:numFmt w:val="decimal"/>
+      <w:lvlText w:val=""/>
+      <w:lvlJc w:val="left"/>
+    </w:lvl>
+    <w:lvl w:ilvl="5" w:tplc="0484BC24">
+      <w:numFmt w:val="decimal"/>
+      <w:lvlText w:val=""/>
+      <w:lvlJc w:val="left"/>
+    </w:lvl>
+    <w:lvl w:ilvl="6" w:tplc="443ACD80">
+      <w:numFmt w:val="decimal"/>
+      <w:lvlText w:val=""/>
+      <w:lvlJc w:val="left"/>
+    </w:lvl>
+    <w:lvl w:ilvl="7" w:tplc="448043A8">
+      <w:numFmt w:val="decimal"/>
+      <w:lvlText w:val=""/>
+      <w:lvlJc w:val="left"/>
+    </w:lvl>
+    <w:lvl w:ilvl="8" w:tplc="F844D57A">
+      <w:numFmt w:val="decimal"/>
+      <w:lvlText w:val=""/>
+      <w:lvlJc w:val="left"/>
+    </w:lvl>
+  </w:abstractNum>
+  <w:abstractNum w:abstractNumId="3" w15:restartNumberingAfterBreak="0">
+    <w:nsid w:val="4636447E"/>
+    <w:multiLevelType w:val="hybridMultilevel"/>
+    <w:tmpl w:val="92D2F41E"/>
+    <w:lvl w:ilvl="0" w:tplc="C0ECAD44">
+      <w:start w:val="1"/>
+      <w:numFmt w:val="decimal"/>
+      <w:lvlText w:val="%1."/>
+      <w:lvlJc w:val="left"/>
+      <w:pPr>
+        <w:ind w:left="600" w:hanging="320"/>
+      </w:pPr>
+    </w:lvl>
+    <w:lvl w:ilvl="1" w:tplc="BF466550">
+      <w:numFmt w:val="decimal"/>
+      <w:lvlText w:val=""/>
+      <w:lvlJc w:val="left"/>
+    </w:lvl>
+    <w:lvl w:ilvl="2" w:tplc="275EAA34">
+      <w:numFmt w:val="decimal"/>
+      <w:lvlText w:val=""/>
+      <w:lvlJc w:val="left"/>
+    </w:lvl>
+    <w:lvl w:ilvl="3" w:tplc="3C308F36">
+      <w:numFmt w:val="decimal"/>
+      <w:lvlText w:val=""/>
+      <w:lvlJc w:val="left"/>
+    </w:lvl>
+    <w:lvl w:ilvl="4" w:tplc="920EA260">
+      <w:numFmt w:val="decimal"/>
+      <w:lvlText w:val=""/>
+      <w:lvlJc w:val="left"/>
+    </w:lvl>
+    <w:lvl w:ilvl="5" w:tplc="D33060F6">
+      <w:numFmt w:val="decimal"/>
+      <w:lvlText w:val=""/>
+      <w:lvlJc w:val="left"/>
+    </w:lvl>
+    <w:lvl w:ilvl="6" w:tplc="19EE420C">
+      <w:numFmt w:val="decimal"/>
+      <w:lvlText w:val=""/>
+      <w:lvlJc w:val="left"/>
+    </w:lvl>
+    <w:lvl w:ilvl="7" w:tplc="44C0E8CE">
+      <w:numFmt w:val="decimal"/>
+      <w:lvlText w:val=""/>
+      <w:lvlJc w:val="left"/>
+    </w:lvl>
+    <w:lvl w:ilvl="8" w:tplc="D58616C0">
+      <w:numFmt w:val="decimal"/>
+      <w:lvlText w:val=""/>
+      <w:lvlJc w:val="left"/>
+    </w:lvl>
+  </w:abstractNum>
+  <w:abstractNum w:abstractNumId="4" w15:restartNumberingAfterBreak="0">
+    <w:nsid w:val="4D7429D1"/>
+    <w:multiLevelType w:val="hybridMultilevel"/>
+    <w:tmpl w:val="F904D9C6"/>
+    <w:lvl w:ilvl="0" w:tplc="167865D4">
+      <w:start w:val="1"/>
+      <w:numFmt w:val="bullet"/>
+      <w:lvlText w:val="•"/>
+      <w:lvlJc w:val="left"/>
+      <w:pPr>
+        <w:ind w:left="600" w:hanging="320"/>
+      </w:pPr>
+    </w:lvl>
+    <w:lvl w:ilvl="1" w:tplc="F0209E00">
+      <w:numFmt w:val="decimal"/>
+      <w:lvlText w:val=""/>
+      <w:lvlJc w:val="left"/>
+    </w:lvl>
+    <w:lvl w:ilvl="2" w:tplc="D6A04C64">
+      <w:numFmt w:val="decimal"/>
+      <w:lvlText w:val=""/>
+      <w:lvlJc w:val="left"/>
+    </w:lvl>
+    <w:lvl w:ilvl="3" w:tplc="20060786">
+      <w:numFmt w:val="decimal"/>
+      <w:lvlText w:val=""/>
+      <w:lvlJc w:val="left"/>
+    </w:lvl>
+    <w:lvl w:ilvl="4" w:tplc="F28EC9DA">
+      <w:numFmt w:val="decimal"/>
+      <w:lvlText w:val=""/>
+      <w:lvlJc w:val="left"/>
+    </w:lvl>
+    <w:lvl w:ilvl="5" w:tplc="37E83084">
+      <w:numFmt w:val="decimal"/>
+      <w:lvlText w:val=""/>
+      <w:lvlJc w:val="left"/>
+    </w:lvl>
+    <w:lvl w:ilvl="6" w:tplc="AA504788">
+      <w:numFmt w:val="decimal"/>
+      <w:lvlText w:val=""/>
+      <w:lvlJc w:val="left"/>
+    </w:lvl>
+    <w:lvl w:ilvl="7" w:tplc="BB58A736">
+      <w:numFmt w:val="decimal"/>
+      <w:lvlText w:val=""/>
+      <w:lvlJc w:val="left"/>
+    </w:lvl>
+    <w:lvl w:ilvl="8" w:tplc="567C43BE">
+      <w:numFmt w:val="decimal"/>
+      <w:lvlText w:val=""/>
+      <w:lvlJc w:val="left"/>
+    </w:lvl>
+  </w:abstractNum>
+  <w:abstractNum w:abstractNumId="5" w15:restartNumberingAfterBreak="0">
+    <w:nsid w:val="674E5A60"/>
+    <w:multiLevelType w:val="hybridMultilevel"/>
+    <w:tmpl w:val="B846C748"/>
+    <w:lvl w:ilvl="0" w:tplc="8AD47E96">
+      <w:start w:val="1"/>
+      <w:numFmt w:val="decimal"/>
+      <w:lvlText w:val="%1."/>
+      <w:lvlJc w:val="left"/>
+      <w:pPr>
+        <w:ind w:left="600" w:hanging="320"/>
+      </w:pPr>
+    </w:lvl>
+    <w:lvl w:ilvl="1" w:tplc="CC9C1EF6">
+      <w:numFmt w:val="decimal"/>
+      <w:lvlText w:val=""/>
+      <w:lvlJc w:val="left"/>
+    </w:lvl>
+    <w:lvl w:ilvl="2" w:tplc="3A58A3D0">
+      <w:numFmt w:val="decimal"/>
+      <w:lvlText w:val=""/>
+      <w:lvlJc w:val="left"/>
+    </w:lvl>
+    <w:lvl w:ilvl="3" w:tplc="128AA990">
+      <w:numFmt w:val="decimal"/>
+      <w:lvlText w:val=""/>
+      <w:lvlJc w:val="left"/>
+    </w:lvl>
+    <w:lvl w:ilvl="4" w:tplc="85D0FC5E">
+      <w:numFmt w:val="decimal"/>
+      <w:lvlText w:val=""/>
+      <w:lvlJc w:val="left"/>
+    </w:lvl>
+    <w:lvl w:ilvl="5" w:tplc="3BCC63FC">
+      <w:numFmt w:val="decimal"/>
+      <w:lvlText w:val=""/>
+      <w:lvlJc w:val="left"/>
+    </w:lvl>
+    <w:lvl w:ilvl="6" w:tplc="31BA06B4">
+      <w:numFmt w:val="decimal"/>
+      <w:lvlText w:val=""/>
+      <w:lvlJc w:val="left"/>
+    </w:lvl>
+    <w:lvl w:ilvl="7" w:tplc="A17A71CC">
+      <w:numFmt w:val="decimal"/>
+      <w:lvlText w:val=""/>
+      <w:lvlJc w:val="left"/>
+    </w:lvl>
+    <w:lvl w:ilvl="8" w:tplc="0BF64082">
+      <w:numFmt w:val="decimal"/>
+      <w:lvlText w:val=""/>
+      <w:lvlJc w:val="left"/>
+    </w:lvl>
+  </w:abstractNum>
+  <w:abstractNum w:abstractNumId="6" w15:restartNumberingAfterBreak="0">
+    <w:nsid w:val="697A42E3"/>
+    <w:multiLevelType w:val="hybridMultilevel"/>
+    <w:tmpl w:val="86A4C9EC"/>
+    <w:lvl w:ilvl="0" w:tplc="0EA8BEEA">
+      <w:start w:val="1"/>
+      <w:numFmt w:val="bullet"/>
+      <w:lvlText w:val="•"/>
+      <w:lvlJc w:val="left"/>
+      <w:pPr>
+        <w:ind w:left="600" w:hanging="320"/>
+      </w:pPr>
+    </w:lvl>
+    <w:lvl w:ilvl="1" w:tplc="BB04FBF0">
+      <w:numFmt w:val="decimal"/>
+      <w:lvlText w:val=""/>
+      <w:lvlJc w:val="left"/>
+    </w:lvl>
+    <w:lvl w:ilvl="2" w:tplc="E6BEA4EC">
+      <w:numFmt w:val="decimal"/>
+      <w:lvlText w:val=""/>
+      <w:lvlJc w:val="left"/>
+    </w:lvl>
+    <w:lvl w:ilvl="3" w:tplc="6644DF0C">
+      <w:numFmt w:val="decimal"/>
+      <w:lvlText w:val=""/>
+      <w:lvlJc w:val="left"/>
+    </w:lvl>
+    <w:lvl w:ilvl="4" w:tplc="55923B4C">
+      <w:numFmt w:val="decimal"/>
+      <w:lvlText w:val=""/>
+      <w:lvlJc w:val="left"/>
+    </w:lvl>
+    <w:lvl w:ilvl="5" w:tplc="41F856E0">
+      <w:numFmt w:val="decimal"/>
+      <w:lvlText w:val=""/>
+      <w:lvlJc w:val="left"/>
+    </w:lvl>
+    <w:lvl w:ilvl="6" w:tplc="4A947484">
+      <w:numFmt w:val="decimal"/>
+      <w:lvlText w:val=""/>
+      <w:lvlJc w:val="left"/>
+    </w:lvl>
+    <w:lvl w:ilvl="7" w:tplc="6F86E6D0">
+      <w:numFmt w:val="decimal"/>
+      <w:lvlText w:val=""/>
+      <w:lvlJc w:val="left"/>
+    </w:lvl>
+    <w:lvl w:ilvl="8" w:tplc="6C5A37F6">
+      <w:numFmt w:val="decimal"/>
+      <w:lvlText w:val=""/>
+      <w:lvlJc w:val="left"/>
+    </w:lvl>
+  </w:abstractNum>
+  <w:abstractNum w:abstractNumId="7" w15:restartNumberingAfterBreak="0">
+    <w:nsid w:val="711B701C"/>
+    <w:multiLevelType w:val="hybridMultilevel"/>
+    <w:tmpl w:val="8230F2AE"/>
+    <w:lvl w:ilvl="0" w:tplc="9C5876C6">
+      <w:start w:val="1"/>
+      <w:numFmt w:val="decimal"/>
+      <w:lvlText w:val="%1."/>
+      <w:lvlJc w:val="left"/>
+      <w:pPr>
+        <w:ind w:left="600" w:hanging="320"/>
+      </w:pPr>
+    </w:lvl>
+    <w:lvl w:ilvl="1" w:tplc="0840FB0C">
+      <w:numFmt w:val="decimal"/>
+      <w:lvlText w:val=""/>
+      <w:lvlJc w:val="left"/>
+    </w:lvl>
+    <w:lvl w:ilvl="2" w:tplc="A9D84A2A">
+      <w:numFmt w:val="decimal"/>
+      <w:lvlText w:val=""/>
+      <w:lvlJc w:val="left"/>
+    </w:lvl>
+    <w:lvl w:ilvl="3" w:tplc="7B5E57B2">
+      <w:numFmt w:val="decimal"/>
+      <w:lvlText w:val=""/>
+      <w:lvlJc w:val="left"/>
+    </w:lvl>
+    <w:lvl w:ilvl="4" w:tplc="B1849778">
+      <w:numFmt w:val="decimal"/>
+      <w:lvlText w:val=""/>
+      <w:lvlJc w:val="left"/>
+    </w:lvl>
+    <w:lvl w:ilvl="5" w:tplc="4838DA80">
+      <w:numFmt w:val="decimal"/>
+      <w:lvlText w:val=""/>
+      <w:lvlJc w:val="left"/>
+    </w:lvl>
+    <w:lvl w:ilvl="6" w:tplc="FD44D344">
+      <w:numFmt w:val="decimal"/>
+      <w:lvlText w:val=""/>
+      <w:lvlJc w:val="left"/>
+    </w:lvl>
+    <w:lvl w:ilvl="7" w:tplc="9238E2AC">
+      <w:numFmt w:val="decimal"/>
+      <w:lvlText w:val=""/>
+      <w:lvlJc w:val="left"/>
+    </w:lvl>
+    <w:lvl w:ilvl="8" w:tplc="7BB8E41E">
+      <w:numFmt w:val="decimal"/>
+      <w:lvlText w:val=""/>
+      <w:lvlJc w:val="left"/>
+    </w:lvl>
+  </w:abstractNum>
+  <w:abstractNum w:abstractNumId="8" w15:restartNumberingAfterBreak="0">
+    <w:nsid w:val="73FF45CD"/>
+    <w:multiLevelType w:val="hybridMultilevel"/>
+    <w:tmpl w:val="1EECB624"/>
+    <w:lvl w:ilvl="0" w:tplc="FB965570">
+      <w:start w:val="1"/>
+      <w:numFmt w:val="bullet"/>
+      <w:lvlText w:val="•"/>
+      <w:lvlJc w:val="left"/>
+      <w:pPr>
+        <w:ind w:left="600" w:hanging="320"/>
+      </w:pPr>
+    </w:lvl>
+    <w:lvl w:ilvl="1" w:tplc="06462B14">
+      <w:numFmt w:val="decimal"/>
+      <w:lvlText w:val=""/>
+      <w:lvlJc w:val="left"/>
+    </w:lvl>
+    <w:lvl w:ilvl="2" w:tplc="1DAA5156">
+      <w:numFmt w:val="decimal"/>
+      <w:lvlText w:val=""/>
+      <w:lvlJc w:val="left"/>
+    </w:lvl>
+    <w:lvl w:ilvl="3" w:tplc="C8A017C8">
+      <w:numFmt w:val="decimal"/>
+      <w:lvlText w:val=""/>
+      <w:lvlJc w:val="left"/>
+    </w:lvl>
+    <w:lvl w:ilvl="4" w:tplc="C0842A28">
+      <w:numFmt w:val="decimal"/>
+      <w:lvlText w:val=""/>
+      <w:lvlJc w:val="left"/>
+    </w:lvl>
+    <w:lvl w:ilvl="5" w:tplc="8E04C4A6">
+      <w:numFmt w:val="decimal"/>
+      <w:lvlText w:val=""/>
+      <w:lvlJc w:val="left"/>
+    </w:lvl>
+    <w:lvl w:ilvl="6" w:tplc="92E004B2">
+      <w:numFmt w:val="decimal"/>
+      <w:lvlText w:val=""/>
+      <w:lvlJc w:val="left"/>
+    </w:lvl>
+    <w:lvl w:ilvl="7" w:tplc="6A2EDA3E">
+      <w:numFmt w:val="decimal"/>
+      <w:lvlText w:val=""/>
+      <w:lvlJc w:val="left"/>
+    </w:lvl>
+    <w:lvl w:ilvl="8" w:tplc="FFEA5A54">
+      <w:numFmt w:val="decimal"/>
+      <w:lvlText w:val=""/>
+      <w:lvlJc w:val="left"/>
+    </w:lvl>
+  </w:abstractNum>
+  <w:abstractNum w:abstractNumId="9" w15:restartNumberingAfterBreak="0">
+    <w:nsid w:val="7A5A1FE3"/>
+    <w:multiLevelType w:val="hybridMultilevel"/>
+    <w:tmpl w:val="FA2C12F4"/>
+    <w:lvl w:ilvl="0" w:tplc="686C7212">
       <w:start w:val="1"/>
       <w:numFmt w:val="bullet"/>
       <w:lvlText w:val="●"/>
@@ -2119,7 +2521,7 @@
         <w:ind w:left="720" w:hanging="360"/>
       </w:pPr>
     </w:lvl>
-    <w:lvl w:ilvl="1" w:tplc="49BAC71C">
+    <w:lvl w:ilvl="1" w:tplc="91EA2E3C">
       <w:start w:val="1"/>
       <w:numFmt w:val="bullet"/>
       <w:lvlText w:val="○"/>
@@ -2128,7 +2530,7 @@
         <w:ind w:left="1440" w:hanging="360"/>
       </w:pPr>
     </w:lvl>
-    <w:lvl w:ilvl="2" w:tplc="02ACF8F6">
+    <w:lvl w:ilvl="2" w:tplc="0DE46868">
       <w:start w:val="1"/>
       <w:numFmt w:val="bullet"/>
       <w:lvlText w:val="■"/>
@@ -2137,7 +2539,7 @@
         <w:ind w:left="2160" w:hanging="360"/>
       </w:pPr>
     </w:lvl>
-    <w:lvl w:ilvl="3" w:tplc="C16270BA">
+    <w:lvl w:ilvl="3" w:tplc="DBC25DAC">
       <w:start w:val="1"/>
       <w:numFmt w:val="bullet"/>
       <w:lvlText w:val="●"/>
@@ -2146,7 +2548,7 @@
         <w:ind w:left="2880" w:hanging="360"/>
       </w:pPr>
     </w:lvl>
-    <w:lvl w:ilvl="4" w:tplc="0D4ECA58">
+    <w:lvl w:ilvl="4" w:tplc="0DA82656">
       <w:start w:val="1"/>
       <w:numFmt w:val="bullet"/>
       <w:lvlText w:val="○"/>
@@ -2155,7 +2557,7 @@
         <w:ind w:left="3600" w:hanging="360"/>
       </w:pPr>
     </w:lvl>
-    <w:lvl w:ilvl="5" w:tplc="314A4672">
+    <w:lvl w:ilvl="5" w:tplc="00646DD8">
       <w:start w:val="1"/>
       <w:numFmt w:val="bullet"/>
       <w:lvlText w:val="■"/>
@@ -2164,7 +2566,7 @@
         <w:ind w:left="4320" w:hanging="360"/>
       </w:pPr>
     </w:lvl>
-    <w:lvl w:ilvl="6" w:tplc="08BEB8F8">
+    <w:lvl w:ilvl="6" w:tplc="65FA9956">
       <w:start w:val="1"/>
       <w:numFmt w:val="bullet"/>
       <w:lvlText w:val="●"/>
@@ -2173,7 +2575,7 @@
         <w:ind w:left="5040" w:hanging="360"/>
       </w:pPr>
     </w:lvl>
-    <w:lvl w:ilvl="7" w:tplc="A434EEDA">
+    <w:lvl w:ilvl="7" w:tplc="1976176A">
       <w:start w:val="1"/>
       <w:numFmt w:val="bullet"/>
       <w:lvlText w:val="●"/>
@@ -2182,7 +2584,7 @@
         <w:ind w:left="5760" w:hanging="360"/>
       </w:pPr>
     </w:lvl>
-    <w:lvl w:ilvl="8" w:tplc="BD68F4D0">
+    <w:lvl w:ilvl="8" w:tplc="8CD2CEFE">
       <w:start w:val="1"/>
       <w:numFmt w:val="bullet"/>
       <w:lvlText w:val="●"/>
@@ -2192,11 +2594,65 @@
       </w:pPr>
     </w:lvl>
   </w:abstractNum>
-  <w:abstractNum w:abstractNumId="3" w15:restartNumberingAfterBreak="0">
-    <w:nsid w:val="27581F57"/>
+  <w:abstractNum w:abstractNumId="10" w15:restartNumberingAfterBreak="0">
+    <w:nsid w:val="7ADE5CA8"/>
     <w:multiLevelType w:val="hybridMultilevel"/>
-    <w:tmpl w:val="16CCCD96"/>
-    <w:lvl w:ilvl="0" w:tplc="A858B000">
+    <w:tmpl w:val="DB0E650E"/>
+    <w:lvl w:ilvl="0" w:tplc="53F2C71A">
+      <w:start w:val="1"/>
+      <w:numFmt w:val="decimal"/>
+      <w:lvlText w:val="%1."/>
+      <w:lvlJc w:val="left"/>
+      <w:pPr>
+        <w:ind w:left="600" w:hanging="320"/>
+      </w:pPr>
+    </w:lvl>
+    <w:lvl w:ilvl="1" w:tplc="BBB8F8BC">
+      <w:numFmt w:val="decimal"/>
+      <w:lvlText w:val=""/>
+      <w:lvlJc w:val="left"/>
+    </w:lvl>
+    <w:lvl w:ilvl="2" w:tplc="08A88CFE">
+      <w:numFmt w:val="decimal"/>
+      <w:lvlText w:val=""/>
+      <w:lvlJc w:val="left"/>
+    </w:lvl>
+    <w:lvl w:ilvl="3" w:tplc="5A98F8C8">
+      <w:numFmt w:val="decimal"/>
+      <w:lvlText w:val=""/>
+      <w:lvlJc w:val="left"/>
+    </w:lvl>
+    <w:lvl w:ilvl="4" w:tplc="9912B56C">
+      <w:numFmt w:val="decimal"/>
+      <w:lvlText w:val=""/>
+      <w:lvlJc w:val="left"/>
+    </w:lvl>
+    <w:lvl w:ilvl="5" w:tplc="91748630">
+      <w:numFmt w:val="decimal"/>
+      <w:lvlText w:val=""/>
+      <w:lvlJc w:val="left"/>
+    </w:lvl>
+    <w:lvl w:ilvl="6" w:tplc="5AF8538C">
+      <w:numFmt w:val="decimal"/>
+      <w:lvlText w:val=""/>
+      <w:lvlJc w:val="left"/>
+    </w:lvl>
+    <w:lvl w:ilvl="7" w:tplc="98F69454">
+      <w:numFmt w:val="decimal"/>
+      <w:lvlText w:val=""/>
+      <w:lvlJc w:val="left"/>
+    </w:lvl>
+    <w:lvl w:ilvl="8" w:tplc="E286E26E">
+      <w:numFmt w:val="decimal"/>
+      <w:lvlText w:val=""/>
+      <w:lvlJc w:val="left"/>
+    </w:lvl>
+  </w:abstractNum>
+  <w:abstractNum w:abstractNumId="11" w15:restartNumberingAfterBreak="0">
+    <w:nsid w:val="7B4A1201"/>
+    <w:multiLevelType w:val="hybridMultilevel"/>
+    <w:tmpl w:val="C0DC54C0"/>
+    <w:lvl w:ilvl="0" w:tplc="DBAE6324">
       <w:start w:val="1"/>
       <w:numFmt w:val="bullet"/>
       <w:lvlText w:val="•"/>
@@ -2205,487 +2661,55 @@
         <w:ind w:left="600" w:hanging="320"/>
       </w:pPr>
     </w:lvl>
-    <w:lvl w:ilvl="1" w:tplc="6AB6261C">
-      <w:numFmt w:val="decimal"/>
-      <w:lvlText w:val=""/>
-      <w:lvlJc w:val="left"/>
-    </w:lvl>
-    <w:lvl w:ilvl="2" w:tplc="4B56AB56">
-      <w:numFmt w:val="decimal"/>
-      <w:lvlText w:val=""/>
-      <w:lvlJc w:val="left"/>
-    </w:lvl>
-    <w:lvl w:ilvl="3" w:tplc="A8880FF6">
-      <w:numFmt w:val="decimal"/>
-      <w:lvlText w:val=""/>
-      <w:lvlJc w:val="left"/>
-    </w:lvl>
-    <w:lvl w:ilvl="4" w:tplc="AFEC7996">
-      <w:numFmt w:val="decimal"/>
-      <w:lvlText w:val=""/>
-      <w:lvlJc w:val="left"/>
-    </w:lvl>
-    <w:lvl w:ilvl="5" w:tplc="FB86CB48">
-      <w:numFmt w:val="decimal"/>
-      <w:lvlText w:val=""/>
-      <w:lvlJc w:val="left"/>
-    </w:lvl>
-    <w:lvl w:ilvl="6" w:tplc="FD2891A4">
-      <w:numFmt w:val="decimal"/>
-      <w:lvlText w:val=""/>
-      <w:lvlJc w:val="left"/>
-    </w:lvl>
-    <w:lvl w:ilvl="7" w:tplc="BEF67DC2">
-      <w:numFmt w:val="decimal"/>
-      <w:lvlText w:val=""/>
-      <w:lvlJc w:val="left"/>
-    </w:lvl>
-    <w:lvl w:ilvl="8" w:tplc="0D7EE94A">
+    <w:lvl w:ilvl="1" w:tplc="C3567264">
+      <w:numFmt w:val="decimal"/>
+      <w:lvlText w:val=""/>
+      <w:lvlJc w:val="left"/>
+    </w:lvl>
+    <w:lvl w:ilvl="2" w:tplc="E7347CCE">
+      <w:numFmt w:val="decimal"/>
+      <w:lvlText w:val=""/>
+      <w:lvlJc w:val="left"/>
+    </w:lvl>
+    <w:lvl w:ilvl="3" w:tplc="62746914">
+      <w:numFmt w:val="decimal"/>
+      <w:lvlText w:val=""/>
+      <w:lvlJc w:val="left"/>
+    </w:lvl>
+    <w:lvl w:ilvl="4" w:tplc="A1E6A6BE">
+      <w:numFmt w:val="decimal"/>
+      <w:lvlText w:val=""/>
+      <w:lvlJc w:val="left"/>
+    </w:lvl>
+    <w:lvl w:ilvl="5" w:tplc="5226F276">
+      <w:numFmt w:val="decimal"/>
+      <w:lvlText w:val=""/>
+      <w:lvlJc w:val="left"/>
+    </w:lvl>
+    <w:lvl w:ilvl="6" w:tplc="3AA43528">
+      <w:numFmt w:val="decimal"/>
+      <w:lvlText w:val=""/>
+      <w:lvlJc w:val="left"/>
+    </w:lvl>
+    <w:lvl w:ilvl="7" w:tplc="BD309152">
+      <w:numFmt w:val="decimal"/>
+      <w:lvlText w:val=""/>
+      <w:lvlJc w:val="left"/>
+    </w:lvl>
+    <w:lvl w:ilvl="8" w:tplc="9C1A186E">
       <w:numFmt w:val="decimal"/>
       <w:lvlText w:val=""/>
       <w:lvlJc w:val="left"/>
     </w:lvl>
   </w:abstractNum>
-  <w:abstractNum w:abstractNumId="4" w15:restartNumberingAfterBreak="0">
-    <w:nsid w:val="2A497553"/>
-    <w:multiLevelType w:val="hybridMultilevel"/>
-    <w:tmpl w:val="8842B35A"/>
-    <w:lvl w:ilvl="0" w:tplc="0AB06D06">
-      <w:start w:val="1"/>
-      <w:numFmt w:val="bullet"/>
-      <w:lvlText w:val="•"/>
-      <w:lvlJc w:val="left"/>
-      <w:pPr>
-        <w:ind w:left="600" w:hanging="320"/>
-      </w:pPr>
-    </w:lvl>
-    <w:lvl w:ilvl="1" w:tplc="F5C046AC">
-      <w:numFmt w:val="decimal"/>
-      <w:lvlText w:val=""/>
-      <w:lvlJc w:val="left"/>
-    </w:lvl>
-    <w:lvl w:ilvl="2" w:tplc="C3DE98B4">
-      <w:numFmt w:val="decimal"/>
-      <w:lvlText w:val=""/>
-      <w:lvlJc w:val="left"/>
-    </w:lvl>
-    <w:lvl w:ilvl="3" w:tplc="BB461E52">
-      <w:numFmt w:val="decimal"/>
-      <w:lvlText w:val=""/>
-      <w:lvlJc w:val="left"/>
-    </w:lvl>
-    <w:lvl w:ilvl="4" w:tplc="9FC25B62">
-      <w:numFmt w:val="decimal"/>
-      <w:lvlText w:val=""/>
-      <w:lvlJc w:val="left"/>
-    </w:lvl>
-    <w:lvl w:ilvl="5" w:tplc="244A7DC4">
-      <w:numFmt w:val="decimal"/>
-      <w:lvlText w:val=""/>
-      <w:lvlJc w:val="left"/>
-    </w:lvl>
-    <w:lvl w:ilvl="6" w:tplc="457C2E38">
-      <w:numFmt w:val="decimal"/>
-      <w:lvlText w:val=""/>
-      <w:lvlJc w:val="left"/>
-    </w:lvl>
-    <w:lvl w:ilvl="7" w:tplc="9B1CEF12">
-      <w:numFmt w:val="decimal"/>
-      <w:lvlText w:val=""/>
-      <w:lvlJc w:val="left"/>
-    </w:lvl>
-    <w:lvl w:ilvl="8" w:tplc="30467482">
-      <w:numFmt w:val="decimal"/>
-      <w:lvlText w:val=""/>
-      <w:lvlJc w:val="left"/>
-    </w:lvl>
-  </w:abstractNum>
-  <w:abstractNum w:abstractNumId="5" w15:restartNumberingAfterBreak="0">
-    <w:nsid w:val="436F39A5"/>
-    <w:multiLevelType w:val="hybridMultilevel"/>
-    <w:tmpl w:val="6754A260"/>
-    <w:lvl w:ilvl="0" w:tplc="AFD2BF70">
-      <w:start w:val="1"/>
-      <w:numFmt w:val="decimal"/>
-      <w:lvlText w:val="%1."/>
-      <w:lvlJc w:val="left"/>
-      <w:pPr>
-        <w:ind w:left="600" w:hanging="320"/>
-      </w:pPr>
-    </w:lvl>
-    <w:lvl w:ilvl="1" w:tplc="ACA4C014">
-      <w:numFmt w:val="decimal"/>
-      <w:lvlText w:val=""/>
-      <w:lvlJc w:val="left"/>
-    </w:lvl>
-    <w:lvl w:ilvl="2" w:tplc="499EC28E">
-      <w:numFmt w:val="decimal"/>
-      <w:lvlText w:val=""/>
-      <w:lvlJc w:val="left"/>
-    </w:lvl>
-    <w:lvl w:ilvl="3" w:tplc="54046F64">
-      <w:numFmt w:val="decimal"/>
-      <w:lvlText w:val=""/>
-      <w:lvlJc w:val="left"/>
-    </w:lvl>
-    <w:lvl w:ilvl="4" w:tplc="B922C4EA">
-      <w:numFmt w:val="decimal"/>
-      <w:lvlText w:val=""/>
-      <w:lvlJc w:val="left"/>
-    </w:lvl>
-    <w:lvl w:ilvl="5" w:tplc="019C0E6E">
-      <w:numFmt w:val="decimal"/>
-      <w:lvlText w:val=""/>
-      <w:lvlJc w:val="left"/>
-    </w:lvl>
-    <w:lvl w:ilvl="6" w:tplc="DD5E14CA">
-      <w:numFmt w:val="decimal"/>
-      <w:lvlText w:val=""/>
-      <w:lvlJc w:val="left"/>
-    </w:lvl>
-    <w:lvl w:ilvl="7" w:tplc="F8FA1BE2">
-      <w:numFmt w:val="decimal"/>
-      <w:lvlText w:val=""/>
-      <w:lvlJc w:val="left"/>
-    </w:lvl>
-    <w:lvl w:ilvl="8" w:tplc="344C994E">
-      <w:numFmt w:val="decimal"/>
-      <w:lvlText w:val=""/>
-      <w:lvlJc w:val="left"/>
-    </w:lvl>
-  </w:abstractNum>
-  <w:abstractNum w:abstractNumId="6" w15:restartNumberingAfterBreak="0">
-    <w:nsid w:val="4A561063"/>
-    <w:multiLevelType w:val="hybridMultilevel"/>
-    <w:tmpl w:val="B98A7BCC"/>
-    <w:lvl w:ilvl="0" w:tplc="ACD293DE">
-      <w:start w:val="1"/>
-      <w:numFmt w:val="decimal"/>
-      <w:lvlText w:val="%1."/>
-      <w:lvlJc w:val="left"/>
-      <w:pPr>
-        <w:ind w:left="600" w:hanging="320"/>
-      </w:pPr>
-    </w:lvl>
-    <w:lvl w:ilvl="1" w:tplc="183C19E2">
-      <w:numFmt w:val="decimal"/>
-      <w:lvlText w:val=""/>
-      <w:lvlJc w:val="left"/>
-    </w:lvl>
-    <w:lvl w:ilvl="2" w:tplc="4E907BA0">
-      <w:numFmt w:val="decimal"/>
-      <w:lvlText w:val=""/>
-      <w:lvlJc w:val="left"/>
-    </w:lvl>
-    <w:lvl w:ilvl="3" w:tplc="0D5C01C4">
-      <w:numFmt w:val="decimal"/>
-      <w:lvlText w:val=""/>
-      <w:lvlJc w:val="left"/>
-    </w:lvl>
-    <w:lvl w:ilvl="4" w:tplc="15D03AE4">
-      <w:numFmt w:val="decimal"/>
-      <w:lvlText w:val=""/>
-      <w:lvlJc w:val="left"/>
-    </w:lvl>
-    <w:lvl w:ilvl="5" w:tplc="BBC03062">
-      <w:numFmt w:val="decimal"/>
-      <w:lvlText w:val=""/>
-      <w:lvlJc w:val="left"/>
-    </w:lvl>
-    <w:lvl w:ilvl="6" w:tplc="713A59AA">
-      <w:numFmt w:val="decimal"/>
-      <w:lvlText w:val=""/>
-      <w:lvlJc w:val="left"/>
-    </w:lvl>
-    <w:lvl w:ilvl="7" w:tplc="3696855E">
-      <w:numFmt w:val="decimal"/>
-      <w:lvlText w:val=""/>
-      <w:lvlJc w:val="left"/>
-    </w:lvl>
-    <w:lvl w:ilvl="8" w:tplc="F70ABE94">
-      <w:numFmt w:val="decimal"/>
-      <w:lvlText w:val=""/>
-      <w:lvlJc w:val="left"/>
-    </w:lvl>
-  </w:abstractNum>
-  <w:abstractNum w:abstractNumId="7" w15:restartNumberingAfterBreak="0">
-    <w:nsid w:val="54230070"/>
-    <w:multiLevelType w:val="hybridMultilevel"/>
-    <w:tmpl w:val="CA580A58"/>
-    <w:lvl w:ilvl="0" w:tplc="32C65EC8">
-      <w:start w:val="1"/>
-      <w:numFmt w:val="bullet"/>
-      <w:lvlText w:val="•"/>
-      <w:lvlJc w:val="left"/>
-      <w:pPr>
-        <w:ind w:left="600" w:hanging="320"/>
-      </w:pPr>
-    </w:lvl>
-    <w:lvl w:ilvl="1" w:tplc="9E78FE46">
-      <w:numFmt w:val="decimal"/>
-      <w:lvlText w:val=""/>
-      <w:lvlJc w:val="left"/>
-    </w:lvl>
-    <w:lvl w:ilvl="2" w:tplc="82CEA1E2">
-      <w:numFmt w:val="decimal"/>
-      <w:lvlText w:val=""/>
-      <w:lvlJc w:val="left"/>
-    </w:lvl>
-    <w:lvl w:ilvl="3" w:tplc="F3AA4402">
-      <w:numFmt w:val="decimal"/>
-      <w:lvlText w:val=""/>
-      <w:lvlJc w:val="left"/>
-    </w:lvl>
-    <w:lvl w:ilvl="4" w:tplc="4C90C032">
-      <w:numFmt w:val="decimal"/>
-      <w:lvlText w:val=""/>
-      <w:lvlJc w:val="left"/>
-    </w:lvl>
-    <w:lvl w:ilvl="5" w:tplc="F0DCAE54">
-      <w:numFmt w:val="decimal"/>
-      <w:lvlText w:val=""/>
-      <w:lvlJc w:val="left"/>
-    </w:lvl>
-    <w:lvl w:ilvl="6" w:tplc="59884E74">
-      <w:numFmt w:val="decimal"/>
-      <w:lvlText w:val=""/>
-      <w:lvlJc w:val="left"/>
-    </w:lvl>
-    <w:lvl w:ilvl="7" w:tplc="38022978">
-      <w:numFmt w:val="decimal"/>
-      <w:lvlText w:val=""/>
-      <w:lvlJc w:val="left"/>
-    </w:lvl>
-    <w:lvl w:ilvl="8" w:tplc="631A446C">
-      <w:numFmt w:val="decimal"/>
-      <w:lvlText w:val=""/>
-      <w:lvlJc w:val="left"/>
-    </w:lvl>
-  </w:abstractNum>
-  <w:abstractNum w:abstractNumId="8" w15:restartNumberingAfterBreak="0">
-    <w:nsid w:val="56CE6EE1"/>
-    <w:multiLevelType w:val="hybridMultilevel"/>
-    <w:tmpl w:val="E6F86B3A"/>
-    <w:lvl w:ilvl="0" w:tplc="0344B06A">
-      <w:start w:val="1"/>
-      <w:numFmt w:val="bullet"/>
-      <w:lvlText w:val="•"/>
-      <w:lvlJc w:val="left"/>
-      <w:pPr>
-        <w:ind w:left="600" w:hanging="320"/>
-      </w:pPr>
-    </w:lvl>
-    <w:lvl w:ilvl="1" w:tplc="50CCF44E">
-      <w:numFmt w:val="decimal"/>
-      <w:lvlText w:val=""/>
-      <w:lvlJc w:val="left"/>
-    </w:lvl>
-    <w:lvl w:ilvl="2" w:tplc="F06046D4">
-      <w:numFmt w:val="decimal"/>
-      <w:lvlText w:val=""/>
-      <w:lvlJc w:val="left"/>
-    </w:lvl>
-    <w:lvl w:ilvl="3" w:tplc="98AA469A">
-      <w:numFmt w:val="decimal"/>
-      <w:lvlText w:val=""/>
-      <w:lvlJc w:val="left"/>
-    </w:lvl>
-    <w:lvl w:ilvl="4" w:tplc="D0E6C67A">
-      <w:numFmt w:val="decimal"/>
-      <w:lvlText w:val=""/>
-      <w:lvlJc w:val="left"/>
-    </w:lvl>
-    <w:lvl w:ilvl="5" w:tplc="C42C47BC">
-      <w:numFmt w:val="decimal"/>
-      <w:lvlText w:val=""/>
-      <w:lvlJc w:val="left"/>
-    </w:lvl>
-    <w:lvl w:ilvl="6" w:tplc="4D5C46D2">
-      <w:numFmt w:val="decimal"/>
-      <w:lvlText w:val=""/>
-      <w:lvlJc w:val="left"/>
-    </w:lvl>
-    <w:lvl w:ilvl="7" w:tplc="33C43250">
-      <w:numFmt w:val="decimal"/>
-      <w:lvlText w:val=""/>
-      <w:lvlJc w:val="left"/>
-    </w:lvl>
-    <w:lvl w:ilvl="8" w:tplc="B86EEE3E">
-      <w:numFmt w:val="decimal"/>
-      <w:lvlText w:val=""/>
-      <w:lvlJc w:val="left"/>
-    </w:lvl>
-  </w:abstractNum>
-  <w:abstractNum w:abstractNumId="9" w15:restartNumberingAfterBreak="0">
-    <w:nsid w:val="6B8C3A38"/>
-    <w:multiLevelType w:val="hybridMultilevel"/>
-    <w:tmpl w:val="5CC8E572"/>
-    <w:lvl w:ilvl="0" w:tplc="E5908A10">
-      <w:start w:val="1"/>
-      <w:numFmt w:val="decimal"/>
-      <w:lvlText w:val="%1."/>
-      <w:lvlJc w:val="left"/>
-      <w:pPr>
-        <w:ind w:left="600" w:hanging="320"/>
-      </w:pPr>
-    </w:lvl>
-    <w:lvl w:ilvl="1" w:tplc="04941728">
-      <w:numFmt w:val="decimal"/>
-      <w:lvlText w:val=""/>
-      <w:lvlJc w:val="left"/>
-    </w:lvl>
-    <w:lvl w:ilvl="2" w:tplc="CDE0CA86">
-      <w:numFmt w:val="decimal"/>
-      <w:lvlText w:val=""/>
-      <w:lvlJc w:val="left"/>
-    </w:lvl>
-    <w:lvl w:ilvl="3" w:tplc="26F4B4CA">
-      <w:numFmt w:val="decimal"/>
-      <w:lvlText w:val=""/>
-      <w:lvlJc w:val="left"/>
-    </w:lvl>
-    <w:lvl w:ilvl="4" w:tplc="37DEC980">
-      <w:numFmt w:val="decimal"/>
-      <w:lvlText w:val=""/>
-      <w:lvlJc w:val="left"/>
-    </w:lvl>
-    <w:lvl w:ilvl="5" w:tplc="E99EED3E">
-      <w:numFmt w:val="decimal"/>
-      <w:lvlText w:val=""/>
-      <w:lvlJc w:val="left"/>
-    </w:lvl>
-    <w:lvl w:ilvl="6" w:tplc="EB1E661C">
-      <w:numFmt w:val="decimal"/>
-      <w:lvlText w:val=""/>
-      <w:lvlJc w:val="left"/>
-    </w:lvl>
-    <w:lvl w:ilvl="7" w:tplc="95A42020">
-      <w:numFmt w:val="decimal"/>
-      <w:lvlText w:val=""/>
-      <w:lvlJc w:val="left"/>
-    </w:lvl>
-    <w:lvl w:ilvl="8" w:tplc="F1749170">
-      <w:numFmt w:val="decimal"/>
-      <w:lvlText w:val=""/>
-      <w:lvlJc w:val="left"/>
-    </w:lvl>
-  </w:abstractNum>
-  <w:abstractNum w:abstractNumId="10" w15:restartNumberingAfterBreak="0">
-    <w:nsid w:val="703867E2"/>
-    <w:multiLevelType w:val="hybridMultilevel"/>
-    <w:tmpl w:val="2174D786"/>
-    <w:lvl w:ilvl="0" w:tplc="EF08C68E">
-      <w:start w:val="1"/>
-      <w:numFmt w:val="decimal"/>
-      <w:lvlText w:val="%1."/>
-      <w:lvlJc w:val="left"/>
-      <w:pPr>
-        <w:ind w:left="600" w:hanging="320"/>
-      </w:pPr>
-    </w:lvl>
-    <w:lvl w:ilvl="1" w:tplc="B5621270">
-      <w:numFmt w:val="decimal"/>
-      <w:lvlText w:val=""/>
-      <w:lvlJc w:val="left"/>
-    </w:lvl>
-    <w:lvl w:ilvl="2" w:tplc="B8C4DB3E">
-      <w:numFmt w:val="decimal"/>
-      <w:lvlText w:val=""/>
-      <w:lvlJc w:val="left"/>
-    </w:lvl>
-    <w:lvl w:ilvl="3" w:tplc="738A0DBE">
-      <w:numFmt w:val="decimal"/>
-      <w:lvlText w:val=""/>
-      <w:lvlJc w:val="left"/>
-    </w:lvl>
-    <w:lvl w:ilvl="4" w:tplc="ACA2323E">
-      <w:numFmt w:val="decimal"/>
-      <w:lvlText w:val=""/>
-      <w:lvlJc w:val="left"/>
-    </w:lvl>
-    <w:lvl w:ilvl="5" w:tplc="CCD82CCC">
-      <w:numFmt w:val="decimal"/>
-      <w:lvlText w:val=""/>
-      <w:lvlJc w:val="left"/>
-    </w:lvl>
-    <w:lvl w:ilvl="6" w:tplc="175A55FC">
-      <w:numFmt w:val="decimal"/>
-      <w:lvlText w:val=""/>
-      <w:lvlJc w:val="left"/>
-    </w:lvl>
-    <w:lvl w:ilvl="7" w:tplc="19B0F798">
-      <w:numFmt w:val="decimal"/>
-      <w:lvlText w:val=""/>
-      <w:lvlJc w:val="left"/>
-    </w:lvl>
-    <w:lvl w:ilvl="8" w:tplc="2848C6DC">
-      <w:numFmt w:val="decimal"/>
-      <w:lvlText w:val=""/>
-      <w:lvlJc w:val="left"/>
-    </w:lvl>
-  </w:abstractNum>
-  <w:abstractNum w:abstractNumId="11" w15:restartNumberingAfterBreak="0">
-    <w:nsid w:val="73B11435"/>
-    <w:multiLevelType w:val="hybridMultilevel"/>
-    <w:tmpl w:val="D2327132"/>
-    <w:lvl w:ilvl="0" w:tplc="2B8634FE">
-      <w:start w:val="1"/>
-      <w:numFmt w:val="bullet"/>
-      <w:lvlText w:val="•"/>
-      <w:lvlJc w:val="left"/>
-      <w:pPr>
-        <w:ind w:left="600" w:hanging="320"/>
-      </w:pPr>
-    </w:lvl>
-    <w:lvl w:ilvl="1" w:tplc="5CE6621A">
-      <w:numFmt w:val="decimal"/>
-      <w:lvlText w:val=""/>
-      <w:lvlJc w:val="left"/>
-    </w:lvl>
-    <w:lvl w:ilvl="2" w:tplc="ECE24A0E">
-      <w:numFmt w:val="decimal"/>
-      <w:lvlText w:val=""/>
-      <w:lvlJc w:val="left"/>
-    </w:lvl>
-    <w:lvl w:ilvl="3" w:tplc="892AB282">
-      <w:numFmt w:val="decimal"/>
-      <w:lvlText w:val=""/>
-      <w:lvlJc w:val="left"/>
-    </w:lvl>
-    <w:lvl w:ilvl="4" w:tplc="A7CA64FA">
-      <w:numFmt w:val="decimal"/>
-      <w:lvlText w:val=""/>
-      <w:lvlJc w:val="left"/>
-    </w:lvl>
-    <w:lvl w:ilvl="5" w:tplc="45449B62">
-      <w:numFmt w:val="decimal"/>
-      <w:lvlText w:val=""/>
-      <w:lvlJc w:val="left"/>
-    </w:lvl>
-    <w:lvl w:ilvl="6" w:tplc="AC06EE46">
-      <w:numFmt w:val="decimal"/>
-      <w:lvlText w:val=""/>
-      <w:lvlJc w:val="left"/>
-    </w:lvl>
-    <w:lvl w:ilvl="7" w:tplc="7A3A7D9C">
-      <w:numFmt w:val="decimal"/>
-      <w:lvlText w:val=""/>
-      <w:lvlJc w:val="left"/>
-    </w:lvl>
-    <w:lvl w:ilvl="8" w:tplc="278215DE">
-      <w:numFmt w:val="decimal"/>
-      <w:lvlText w:val=""/>
-      <w:lvlJc w:val="left"/>
-    </w:lvl>
-  </w:abstractNum>
-  <w:num w:numId="1" w16cid:durableId="232811846">
-    <w:abstractNumId w:val="2"/>
+  <w:num w:numId="1" w16cid:durableId="1546526747">
+    <w:abstractNumId w:val="9"/>
     <w:lvlOverride w:ilvl="0">
       <w:startOverride w:val="1"/>
     </w:lvlOverride>
   </w:num>
-  <w:num w:numId="2" w16cid:durableId="1924099831">
-    <w:abstractNumId w:val="5"/>
+  <w:num w:numId="2" w16cid:durableId="1572081427">
+    <w:abstractNumId w:val="7"/>
     <w:lvlOverride w:ilvl="0">
       <w:startOverride w:val="1"/>
     </w:lvlOverride>
@@ -2701,7 +2725,6 @@
         <w:rFonts w:ascii="Aptos" w:eastAsia="Aptos" w:hAnsi="Aptos" w:cs="Aptos"/>
         <w:sz w:val="24"/>
         <w:szCs w:val="24"/>
-        <w:lang w:val="en-US" w:eastAsia="en-US" w:bidi="ar-SA"/>
       </w:rPr>
     </w:rPrDefault>
     <w:pPrDefault/>
@@ -3089,14 +3112,18 @@
     <w:qFormat/>
   </w:style>
   <w:style w:type="paragraph" w:styleId="Heading1">
-    <w:name w:val="heading 1"/>
-    <w:uiPriority w:val="9"/>
+    <w:name w:val="Heading 1"/>
+    <w:basedOn w:val="Normal"/>
+    <w:next w:val="Normal"/>
     <w:qFormat/>
     <w:pPr>
-      <w:spacing w:before="240" w:after="160"/>
+      <w:keepNext/>
+      <w:keepLines/>
+      <w:spacing w:after="160" w:before="240"/>
       <w:outlineLvl w:val="0"/>
     </w:pPr>
     <w:rPr>
+      <w:rFonts w:ascii="Aptos" w:cs="Aptos" w:eastAsia="Aptos" w:hAnsi="Aptos"/>
       <w:b/>
       <w:bCs/>
       <w:color w:val="1B3A5C"/>
@@ -3105,15 +3132,18 @@
     </w:rPr>
   </w:style>
   <w:style w:type="paragraph" w:styleId="Heading2">
-    <w:name w:val="heading 2"/>
-    <w:uiPriority w:val="9"/>
-    <w:unhideWhenUsed/>
+    <w:name w:val="Heading 2"/>
+    <w:basedOn w:val="Normal"/>
+    <w:next w:val="Normal"/>
     <w:qFormat/>
     <w:pPr>
-      <w:spacing w:before="220" w:after="100"/>
+      <w:keepNext/>
+      <w:keepLines/>
+      <w:spacing w:after="100" w:before="220"/>
       <w:outlineLvl w:val="1"/>
     </w:pPr>
     <w:rPr>
+      <w:rFonts w:ascii="Aptos" w:cs="Aptos" w:eastAsia="Aptos" w:hAnsi="Aptos"/>
       <w:b/>
       <w:bCs/>
       <w:color w:val="1B3A5C"/>
@@ -3122,57 +3152,83 @@
     </w:rPr>
   </w:style>
   <w:style w:type="paragraph" w:styleId="Heading3">
-    <w:name w:val="heading 3"/>
-    <w:uiPriority w:val="9"/>
-    <w:semiHidden/>
-    <w:unhideWhenUsed/>
+    <w:name w:val="Heading 3"/>
+    <w:basedOn w:val="Normal"/>
+    <w:next w:val="Normal"/>
     <w:qFormat/>
     <w:pPr>
+      <w:keepNext/>
+      <w:keepLines/>
+      <w:spacing w:after="100" w:before="220"/>
       <w:outlineLvl w:val="2"/>
     </w:pPr>
     <w:rPr>
-      <w:color w:val="1F4D78"/>
+      <w:rFonts w:ascii="Aptos" w:cs="Aptos" w:eastAsia="Aptos" w:hAnsi="Aptos"/>
+      <w:b/>
+      <w:bCs/>
+      <w:color w:val="1B3A5C"/>
+      <w:sz w:val="26"/>
+      <w:szCs w:val="26"/>
     </w:rPr>
   </w:style>
   <w:style w:type="paragraph" w:styleId="Heading4">
-    <w:name w:val="heading 4"/>
-    <w:uiPriority w:val="9"/>
-    <w:semiHidden/>
-    <w:unhideWhenUsed/>
+    <w:name w:val="Heading 4"/>
+    <w:basedOn w:val="Normal"/>
+    <w:next w:val="Normal"/>
     <w:qFormat/>
     <w:pPr>
+      <w:keepNext/>
+      <w:keepLines/>
+      <w:spacing w:after="100" w:before="220"/>
       <w:outlineLvl w:val="3"/>
     </w:pPr>
     <w:rPr>
-      <w:i/>
-      <w:iCs/>
-      <w:color w:val="2E74B5"/>
+      <w:rFonts w:ascii="Aptos" w:cs="Aptos" w:eastAsia="Aptos" w:hAnsi="Aptos"/>
+      <w:b/>
+      <w:bCs/>
+      <w:color w:val="1B3A5C"/>
+      <w:sz w:val="24"/>
+      <w:szCs w:val="24"/>
     </w:rPr>
   </w:style>
   <w:style w:type="paragraph" w:styleId="Heading5">
-    <w:name w:val="heading 5"/>
-    <w:uiPriority w:val="9"/>
-    <w:semiHidden/>
-    <w:unhideWhenUsed/>
+    <w:name w:val="Heading 5"/>
+    <w:basedOn w:val="Normal"/>
+    <w:next w:val="Normal"/>
     <w:qFormat/>
     <w:pPr>
+      <w:keepNext/>
+      <w:keepLines/>
+      <w:spacing w:after="100" w:before="220"/>
       <w:outlineLvl w:val="4"/>
     </w:pPr>
     <w:rPr>
-      <w:color w:val="2E74B5"/>
+      <w:rFonts w:ascii="Aptos" w:cs="Aptos" w:eastAsia="Aptos" w:hAnsi="Aptos"/>
+      <w:b/>
+      <w:bCs/>
+      <w:color w:val="1B3A5C"/>
+      <w:sz w:val="24"/>
+      <w:szCs w:val="24"/>
     </w:rPr>
   </w:style>
   <w:style w:type="paragraph" w:styleId="Heading6">
-    <w:name w:val="heading 6"/>
-    <w:uiPriority w:val="9"/>
-    <w:semiHidden/>
-    <w:unhideWhenUsed/>
+    <w:name w:val="Heading 6"/>
+    <w:basedOn w:val="Normal"/>
+    <w:next w:val="Normal"/>
     <w:qFormat/>
     <w:pPr>
+      <w:keepNext/>
+      <w:keepLines/>
+      <w:spacing w:after="100" w:before="220"/>
       <w:outlineLvl w:val="5"/>
     </w:pPr>
     <w:rPr>
-      <w:color w:val="1F4D78"/>
+      <w:rFonts w:ascii="Aptos" w:cs="Aptos" w:eastAsia="Aptos" w:hAnsi="Aptos"/>
+      <w:b/>
+      <w:bCs/>
+      <w:color w:val="1B3A5C"/>
+      <w:sz w:val="24"/>
+      <w:szCs w:val="24"/>
     </w:rPr>
   </w:style>
   <w:style w:type="character" w:default="1" w:styleId="DefaultParagraphFont">
@@ -3295,319 +3351,4 @@
     </w:rPr>
   </w:style>
 </w:styles>
-</file>
-
-<file path=word/theme/theme1.xml><?xml version="1.0" encoding="utf-8"?>
-<a:theme xmlns:a="http://schemas.openxmlformats.org/drawingml/2006/main" name="Office Theme">
-  <a:themeElements>
-    <a:clrScheme name="Office">
-      <a:dk1>
-        <a:sysClr val="windowText" lastClr="000000"/>
-      </a:dk1>
-      <a:lt1>
-        <a:sysClr val="window" lastClr="FFFFFF"/>
-      </a:lt1>
-      <a:dk2>
-        <a:srgbClr val="0E2841"/>
-      </a:dk2>
-      <a:lt2>
-        <a:srgbClr val="E8E8E8"/>
-      </a:lt2>
-      <a:accent1>
-        <a:srgbClr val="156082"/>
-      </a:accent1>
-      <a:accent2>
-        <a:srgbClr val="E97132"/>
-      </a:accent2>
-      <a:accent3>
-        <a:srgbClr val="196B24"/>
-      </a:accent3>
-      <a:accent4>
-        <a:srgbClr val="0F9ED5"/>
-      </a:accent4>
-      <a:accent5>
-        <a:srgbClr val="A02B93"/>
-      </a:accent5>
-      <a:accent6>
-        <a:srgbClr val="4EA72E"/>
-      </a:accent6>
-      <a:hlink>
-        <a:srgbClr val="467886"/>
-      </a:hlink>
-      <a:folHlink>
-        <a:srgbClr val="96607D"/>
-      </a:folHlink>
-    </a:clrScheme>
-    <a:fontScheme name="Office">
-      <a:majorFont>
-        <a:latin typeface="Aptos Display" panose="02110004020202020204"/>
-        <a:ea typeface=""/>
-        <a:cs typeface=""/>
-        <a:font script="Jpan" typeface="游ゴシック Light"/>
-        <a:font script="Hang" typeface="맑은 고딕"/>
-        <a:font script="Hans" typeface="等线 Light"/>
-        <a:font script="Hant" typeface="新細明體"/>
-        <a:font script="Arab" typeface="Times New Roman"/>
-        <a:font script="Hebr" typeface="Times New Roman"/>
-        <a:font script="Thai" typeface="Angsana New"/>
-        <a:font script="Ethi" typeface="Nyala"/>
-        <a:font script="Beng" typeface="Vrinda"/>
-        <a:font script="Gujr" typeface="Shruti"/>
-        <a:font script="Khmr" typeface="MoolBoran"/>
-        <a:font script="Knda" typeface="Tunga"/>
-        <a:font script="Guru" typeface="Raavi"/>
-        <a:font script="Cans" typeface="Euphemia"/>
-        <a:font script="Cher" typeface="Plantagenet Cherokee"/>
-        <a:font script="Yiii" typeface="Microsoft Yi Baiti"/>
-        <a:font script="Tibt" typeface="Microsoft Himalaya"/>
-        <a:font script="Thaa" typeface="MV Boli"/>
-        <a:font script="Deva" typeface="Mangal"/>
-        <a:font script="Telu" typeface="Gautami"/>
-        <a:font script="Taml" typeface="Latha"/>
-        <a:font script="Syrc" typeface="Estrangelo Edessa"/>
-        <a:font script="Orya" typeface="Kalinga"/>
-        <a:font script="Mlym" typeface="Kartika"/>
-        <a:font script="Laoo" typeface="DokChampa"/>
-        <a:font script="Sinh" typeface="Iskoola Pota"/>
-        <a:font script="Mong" typeface="Mongolian Baiti"/>
-        <a:font script="Viet" typeface="Times New Roman"/>
-        <a:font script="Uigh" typeface="Microsoft Uighur"/>
-        <a:font script="Geor" typeface="Sylfaen"/>
-        <a:font script="Armn" typeface="Arial"/>
-        <a:font script="Bugi" typeface="Leelawadee UI"/>
-        <a:font script="Bopo" typeface="Microsoft JhengHei"/>
-        <a:font script="Java" typeface="Javanese Text"/>
-        <a:font script="Lisu" typeface="Segoe UI"/>
-        <a:font script="Mymr" typeface="Myanmar Text"/>
-        <a:font script="Nkoo" typeface="Ebrima"/>
-        <a:font script="Olck" typeface="Nirmala UI"/>
-        <a:font script="Osma" typeface="Ebrima"/>
-        <a:font script="Phag" typeface="Phagspa"/>
-        <a:font script="Syrn" typeface="Estrangelo Edessa"/>
-        <a:font script="Syrj" typeface="Estrangelo Edessa"/>
-        <a:font script="Syre" typeface="Estrangelo Edessa"/>
-        <a:font script="Sora" typeface="Nirmala UI"/>
-        <a:font script="Tale" typeface="Microsoft Tai Le"/>
-        <a:font script="Talu" typeface="Microsoft New Tai Lue"/>
-        <a:font script="Tfng" typeface="Ebrima"/>
-      </a:majorFont>
-      <a:minorFont>
-        <a:latin typeface="Aptos" panose="02110004020202020204"/>
-        <a:ea typeface=""/>
-        <a:cs typeface=""/>
-        <a:font script="Jpan" typeface="游明朝"/>
-        <a:font script="Hang" typeface="맑은 고딕"/>
-        <a:font script="Hans" typeface="等线"/>
-        <a:font script="Hant" typeface="新細明體"/>
-        <a:font script="Arab" typeface="Arial"/>
-        <a:font script="Hebr" typeface="Arial"/>
-        <a:font script="Thai" typeface="Cordia New"/>
-        <a:font script="Ethi" typeface="Nyala"/>
-        <a:font script="Beng" typeface="Vrinda"/>
-        <a:font script="Gujr" typeface="Shruti"/>
-        <a:font script="Khmr" typeface="DaunPenh"/>
-        <a:font script="Knda" typeface="Tunga"/>
-        <a:font script="Guru" typeface="Raavi"/>
-        <a:font script="Cans" typeface="Euphemia"/>
-        <a:font script="Cher" typeface="Plantagenet Cherokee"/>
-        <a:font script="Yiii" typeface="Microsoft Yi Baiti"/>
-        <a:font script="Tibt" typeface="Microsoft Himalaya"/>
-        <a:font script="Thaa" typeface="MV Boli"/>
-        <a:font script="Deva" typeface="Mangal"/>
-        <a:font script="Telu" typeface="Gautami"/>
-        <a:font script="Taml" typeface="Latha"/>
-        <a:font script="Syrc" typeface="Estrangelo Edessa"/>
-        <a:font script="Orya" typeface="Kalinga"/>
-        <a:font script="Mlym" typeface="Kartika"/>
-        <a:font script="Laoo" typeface="DokChampa"/>
-        <a:font script="Sinh" typeface="Iskoola Pota"/>
-        <a:font script="Mong" typeface="Mongolian Baiti"/>
-        <a:font script="Viet" typeface="Arial"/>
-        <a:font script="Uigh" typeface="Microsoft Uighur"/>
-        <a:font script="Geor" typeface="Sylfaen"/>
-        <a:font script="Armn" typeface="Arial"/>
-        <a:font script="Bugi" typeface="Leelawadee UI"/>
-        <a:font script="Bopo" typeface="Microsoft JhengHei"/>
-        <a:font script="Java" typeface="Javanese Text"/>
-        <a:font script="Lisu" typeface="Segoe UI"/>
-        <a:font script="Mymr" typeface="Myanmar Text"/>
-        <a:font script="Nkoo" typeface="Ebrima"/>
-        <a:font script="Olck" typeface="Nirmala UI"/>
-        <a:font script="Osma" typeface="Ebrima"/>
-        <a:font script="Phag" typeface="Phagspa"/>
-        <a:font script="Syrn" typeface="Estrangelo Edessa"/>
-        <a:font script="Syrj" typeface="Estrangelo Edessa"/>
-        <a:font script="Syre" typeface="Estrangelo Edessa"/>
-        <a:font script="Sora" typeface="Nirmala UI"/>
-        <a:font script="Tale" typeface="Microsoft Tai Le"/>
-        <a:font script="Talu" typeface="Microsoft New Tai Lue"/>
-        <a:font script="Tfng" typeface="Ebrima"/>
-      </a:minorFont>
-    </a:fontScheme>
-    <a:fmtScheme name="Office">
-      <a:fillStyleLst>
-        <a:solidFill>
-          <a:schemeClr val="phClr"/>
-        </a:solidFill>
-        <a:gradFill rotWithShape="1">
-          <a:gsLst>
-            <a:gs pos="0">
-              <a:schemeClr val="phClr">
-                <a:lumMod val="110000"/>
-                <a:satMod val="105000"/>
-                <a:tint val="67000"/>
-              </a:schemeClr>
-            </a:gs>
-            <a:gs pos="50000">
-              <a:schemeClr val="phClr">
-                <a:lumMod val="105000"/>
-                <a:satMod val="103000"/>
-                <a:tint val="73000"/>
-              </a:schemeClr>
-            </a:gs>
-            <a:gs pos="100000">
-              <a:schemeClr val="phClr">
-                <a:lumMod val="105000"/>
-                <a:satMod val="109000"/>
-                <a:tint val="81000"/>
-              </a:schemeClr>
-            </a:gs>
-          </a:gsLst>
-          <a:lin ang="5400000" scaled="0"/>
-        </a:gradFill>
-        <a:gradFill rotWithShape="1">
-          <a:gsLst>
-            <a:gs pos="0">
-              <a:schemeClr val="phClr">
-                <a:satMod val="103000"/>
-                <a:lumMod val="102000"/>
-                <a:tint val="94000"/>
-              </a:schemeClr>
-            </a:gs>
-            <a:gs pos="50000">
-              <a:schemeClr val="phClr">
-                <a:satMod val="110000"/>
-                <a:lumMod val="100000"/>
-                <a:shade val="100000"/>
-              </a:schemeClr>
-            </a:gs>
-            <a:gs pos="100000">
-              <a:schemeClr val="phClr">
-                <a:lumMod val="99000"/>
-                <a:satMod val="120000"/>
-                <a:shade val="78000"/>
-              </a:schemeClr>
-            </a:gs>
-          </a:gsLst>
-          <a:lin ang="5400000" scaled="0"/>
-        </a:gradFill>
-      </a:fillStyleLst>
-      <a:lnStyleLst>
-        <a:ln w="12700" cap="flat" cmpd="sng" algn="ctr">
-          <a:solidFill>
-            <a:schemeClr val="phClr"/>
-          </a:solidFill>
-          <a:prstDash val="solid"/>
-          <a:miter lim="800000"/>
-        </a:ln>
-        <a:ln w="19050" cap="flat" cmpd="sng" algn="ctr">
-          <a:solidFill>
-            <a:schemeClr val="phClr"/>
-          </a:solidFill>
-          <a:prstDash val="solid"/>
-          <a:miter lim="800000"/>
-        </a:ln>
-        <a:ln w="25400" cap="flat" cmpd="sng" algn="ctr">
-          <a:solidFill>
-            <a:schemeClr val="phClr"/>
-          </a:solidFill>
-          <a:prstDash val="solid"/>
-          <a:miter lim="800000"/>
-        </a:ln>
-      </a:lnStyleLst>
-      <a:effectStyleLst>
-        <a:effectStyle>
-          <a:effectLst/>
-        </a:effectStyle>
-        <a:effectStyle>
-          <a:effectLst/>
-        </a:effectStyle>
-        <a:effectStyle>
-          <a:effectLst>
-            <a:outerShdw blurRad="57150" dist="19050" dir="5400000" algn="ctr" rotWithShape="0">
-              <a:srgbClr val="000000">
-                <a:alpha val="63000"/>
-              </a:srgbClr>
-            </a:outerShdw>
-          </a:effectLst>
-        </a:effectStyle>
-      </a:effectStyleLst>
-      <a:bgFillStyleLst>
-        <a:solidFill>
-          <a:schemeClr val="phClr"/>
-        </a:solidFill>
-        <a:solidFill>
-          <a:schemeClr val="phClr">
-            <a:tint val="95000"/>
-            <a:satMod val="170000"/>
-          </a:schemeClr>
-        </a:solidFill>
-        <a:gradFill rotWithShape="1">
-          <a:gsLst>
-            <a:gs pos="0">
-              <a:schemeClr val="phClr">
-                <a:tint val="93000"/>
-                <a:satMod val="150000"/>
-                <a:shade val="98000"/>
-                <a:lumMod val="102000"/>
-              </a:schemeClr>
-            </a:gs>
-            <a:gs pos="50000">
-              <a:schemeClr val="phClr">
-                <a:tint val="98000"/>
-                <a:satMod val="130000"/>
-                <a:shade val="90000"/>
-                <a:lumMod val="103000"/>
-              </a:schemeClr>
-            </a:gs>
-            <a:gs pos="100000">
-              <a:schemeClr val="phClr">
-                <a:shade val="63000"/>
-                <a:satMod val="120000"/>
-              </a:schemeClr>
-            </a:gs>
-          </a:gsLst>
-          <a:lin ang="5400000" scaled="0"/>
-        </a:gradFill>
-      </a:bgFillStyleLst>
-    </a:fmtScheme>
-  </a:themeElements>
-  <a:objectDefaults>
-    <a:lnDef>
-      <a:spPr/>
-      <a:bodyPr/>
-      <a:lstStyle/>
-      <a:style>
-        <a:lnRef idx="2">
-          <a:schemeClr val="accent1"/>
-        </a:lnRef>
-        <a:fillRef idx="0">
-          <a:schemeClr val="accent1"/>
-        </a:fillRef>
-        <a:effectRef idx="1">
-          <a:schemeClr val="accent1"/>
-        </a:effectRef>
-        <a:fontRef idx="minor">
-          <a:schemeClr val="tx1"/>
-        </a:fontRef>
-      </a:style>
-    </a:lnDef>
-  </a:objectDefaults>
-  <a:extraClrSchemeLst/>
-  <a:extLst>
-    <a:ext uri="{05A4C25C-085E-4340-85A3-A5531E510DB2}">
-      <thm15:themeFamily xmlns:thm15="http://schemas.microsoft.com/office/thememl/2012/main" name="Office Theme" id="{2E142A2C-CD16-42D6-873A-C26D2A0506FA}" vid="{1BDDFF52-6CD6-40A5-AB3C-68EB2F1E4D0A}"/>
-    </a:ext>
-  </a:extLst>
-</a:theme>
 </file>